--- a/src/main/resources/templates/teacher-notifications/notification-demo.docx
+++ b/src/main/resources/templates/teacher-notifications/notification-demo.docx
@@ -89,6 +89,69 @@
     <w:p>
       <w:pPr>
         <w:spacing w:after="0" w:line="240" w:lineRule="auto"/>
+        <w:jc w:val="both"/>
+        <w:rPr>
+          <w:rFonts w:ascii="Times New Roman" w:eastAsia="Times New Roman" w:hAnsi="Times New Roman" w:cs="Times New Roman"/>
+          <w:b/>
+          <w:sz w:val="20"/>
+          <w:szCs w:val="20"/>
+          <w:lang w:eastAsia="ru-RU"/>
+        </w:rPr>
+      </w:pPr>
+      <w:r>
+        <w:rPr>
+          <w:rFonts w:ascii="Times New Roman" w:eastAsia="Times New Roman" w:hAnsi="Times New Roman" w:cs="Times New Roman"/>
+          <w:b/>
+          <w:sz w:val="20"/>
+          <w:szCs w:val="20"/>
+          <w:lang w:val="en-US" w:eastAsia="ru-RU"/>
+        </w:rPr>
+        <w:t>${DATE_CITY_LINE}</w:t>
+      </w:r>
+      <w:r>
+        <w:rPr>
+          <w:rFonts w:ascii="Times New Roman" w:eastAsia="Times New Roman" w:hAnsi="Times New Roman" w:cs="Times New Roman"/>
+          <w:b/>
+          <w:sz w:val="20"/>
+          <w:szCs w:val="20"/>
+          <w:lang w:val="en-US" w:eastAsia="ru-RU"/>
+        </w:rPr>
+        <w:tab/>
+      </w:r>
+      <w:r>
+        <w:rPr>
+          <w:rFonts w:ascii="Times New Roman" w:eastAsia="Times New Roman" w:hAnsi="Times New Roman" w:cs="Times New Roman"/>
+          <w:b/>
+          <w:sz w:val="20"/>
+          <w:szCs w:val="20"/>
+          <w:lang w:eastAsia="ru-RU"/>
+        </w:rPr>
+        <w:t>г</w:t>
+      </w:r>
+      <w:r>
+        <w:rPr>
+          <w:rFonts w:ascii="Times New Roman" w:eastAsia="Times New Roman" w:hAnsi="Times New Roman" w:cs="Times New Roman"/>
+          <w:b/>
+          <w:sz w:val="20"/>
+          <w:szCs w:val="20"/>
+          <w:lang w:val="en-US" w:eastAsia="ru-RU"/>
+        </w:rPr>
+        <w:t xml:space="preserve">. </w:t>
+      </w:r>
+      <w:r>
+        <w:rPr>
+          <w:rFonts w:ascii="Times New Roman" w:eastAsia="Times New Roman" w:hAnsi="Times New Roman" w:cs="Times New Roman"/>
+          <w:b/>
+          <w:sz w:val="20"/>
+          <w:szCs w:val="20"/>
+          <w:lang w:eastAsia="ru-RU"/>
+        </w:rPr>
+        <w:t>Москва</w:t>
+      </w:r>
+    </w:p>
+    <w:p>
+      <w:pPr>
+        <w:spacing w:after="0" w:line="240" w:lineRule="auto"/>
         <w:jc w:val="center"/>
         <w:rPr>
           <w:rFonts w:ascii="Times New Roman" w:eastAsia="Times New Roman" w:hAnsi="Times New Roman" w:cs="Times New Roman"/>
@@ -135,7 +198,7 @@
     <w:p>
       <w:pPr>
         <w:spacing w:after="0" w:line="240" w:lineRule="auto"/>
-        <w:jc w:val="both"/>
+        <w:jc w:val="center"/>
         <w:rPr>
           <w:rFonts w:ascii="Times New Roman" w:eastAsia="Times New Roman" w:hAnsi="Times New Roman" w:cs="Times New Roman"/>
           <w:b/>
@@ -150,9 +213,19 @@
           <w:b/>
           <w:sz w:val="20"/>
           <w:szCs w:val="20"/>
+          <w:lang w:eastAsia="ru-RU"/>
+        </w:rPr>
+        <w:t>Учителю</w:t>
+      </w:r>
+      <w:r>
+        <w:rPr>
+          <w:rFonts w:ascii="Times New Roman" w:eastAsia="Times New Roman" w:hAnsi="Times New Roman" w:cs="Times New Roman"/>
+          <w:b/>
+          <w:sz w:val="20"/>
+          <w:szCs w:val="20"/>
           <w:lang w:val="en-US" w:eastAsia="ru-RU"/>
         </w:rPr>
-        <w:t>${DATE_CITY_LINE}</w:t>
+        <w:t xml:space="preserve"> </w:t>
       </w:r>
       <w:r>
         <w:rPr>
@@ -162,17 +235,7 @@
           <w:szCs w:val="20"/>
           <w:lang w:val="en-US" w:eastAsia="ru-RU"/>
         </w:rPr>
-        <w:tab/>
-      </w:r>
-      <w:r>
-        <w:rPr>
-          <w:rFonts w:ascii="Times New Roman" w:eastAsia="Times New Roman" w:hAnsi="Times New Roman" w:cs="Times New Roman"/>
-          <w:b/>
-          <w:sz w:val="20"/>
-          <w:szCs w:val="20"/>
-          <w:lang w:eastAsia="ru-RU"/>
-        </w:rPr>
-        <w:t>г</w:t>
+        <w:t xml:space="preserve"> </w:t>
       </w:r>
       <w:r>
         <w:rPr>
@@ -182,33 +245,28 @@
           <w:szCs w:val="20"/>
           <w:lang w:val="en-US" w:eastAsia="ru-RU"/>
         </w:rPr>
-        <w:t xml:space="preserve">. </w:t>
-      </w:r>
-      <w:r>
-        <w:rPr>
-          <w:rFonts w:ascii="Times New Roman" w:eastAsia="Times New Roman" w:hAnsi="Times New Roman" w:cs="Times New Roman"/>
-          <w:b/>
-          <w:sz w:val="20"/>
-          <w:szCs w:val="20"/>
-          <w:lang w:eastAsia="ru-RU"/>
-        </w:rPr>
-        <w:t>Москва</w:t>
-      </w:r>
-    </w:p>
-    <w:p>
-      <w:pPr>
-        <w:spacing w:after="0" w:line="240" w:lineRule="auto"/>
-        <w:jc w:val="right"/>
-        <w:rPr>
-          <w:rFonts w:ascii="Times New Roman" w:eastAsia="Times New Roman" w:hAnsi="Times New Roman" w:cs="Times New Roman"/>
-          <w:b/>
-          <w:bCs/>
-          <w:color w:val="000000"/>
+        <w:t>${</w:t>
+      </w:r>
+      <w:r>
+        <w:rPr>
+          <w:rFonts w:ascii="Times New Roman" w:eastAsia="Times New Roman" w:hAnsi="Times New Roman" w:cs="Times New Roman"/>
+          <w:b/>
           <w:sz w:val="20"/>
           <w:szCs w:val="20"/>
           <w:lang w:val="en-US" w:eastAsia="ru-RU"/>
         </w:rPr>
-      </w:pPr>
+        <w:t>TEACHER</w:t>
+      </w:r>
+      <w:r>
+        <w:rPr>
+          <w:rFonts w:ascii="Times New Roman" w:eastAsia="Times New Roman" w:hAnsi="Times New Roman" w:cs="Times New Roman"/>
+          <w:b/>
+          <w:sz w:val="20"/>
+          <w:szCs w:val="20"/>
+          <w:lang w:val="en-US" w:eastAsia="ru-RU"/>
+        </w:rPr>
+        <w:t>}</w:t>
+      </w:r>
     </w:p>
     <w:p>
       <w:pPr>
@@ -219,92 +277,7 @@
           <w:b/>
           <w:sz w:val="20"/>
           <w:szCs w:val="20"/>
-          <w:lang w:eastAsia="ru-RU"/>
-        </w:rPr>
-      </w:pPr>
-      <w:proofErr w:type="gramStart"/>
-      <w:r>
-        <w:rPr>
-          <w:rFonts w:ascii="Times New Roman" w:eastAsia="Times New Roman" w:hAnsi="Times New Roman" w:cs="Times New Roman"/>
-          <w:b/>
-          <w:sz w:val="20"/>
-          <w:szCs w:val="20"/>
-          <w:lang w:eastAsia="ru-RU"/>
-        </w:rPr>
-        <w:t>Учителю</w:t>
-      </w:r>
-      <w:r>
-        <w:rPr>
-          <w:rFonts w:ascii="Times New Roman" w:eastAsia="Times New Roman" w:hAnsi="Times New Roman" w:cs="Times New Roman"/>
-          <w:b/>
-          <w:sz w:val="20"/>
-          <w:szCs w:val="20"/>
-          <w:lang w:eastAsia="ru-RU"/>
-        </w:rPr>
-        <w:t xml:space="preserve"> </w:t>
-      </w:r>
-      <w:r>
-        <w:rPr>
-          <w:rFonts w:ascii="Times New Roman" w:eastAsia="Times New Roman" w:hAnsi="Times New Roman" w:cs="Times New Roman"/>
-          <w:b/>
-          <w:sz w:val="20"/>
-          <w:szCs w:val="20"/>
-          <w:lang w:eastAsia="ru-RU"/>
-        </w:rPr>
-        <w:t xml:space="preserve"> </w:t>
-      </w:r>
-      <w:r>
-        <w:rPr>
-          <w:rFonts w:ascii="Times New Roman" w:eastAsia="Times New Roman" w:hAnsi="Times New Roman" w:cs="Times New Roman"/>
-          <w:b/>
-          <w:sz w:val="20"/>
-          <w:szCs w:val="20"/>
-          <w:lang w:eastAsia="ru-RU"/>
-        </w:rPr>
-        <w:t>$</w:t>
-      </w:r>
-      <w:proofErr w:type="gramEnd"/>
-      <w:r>
-        <w:rPr>
-          <w:rFonts w:ascii="Times New Roman" w:eastAsia="Times New Roman" w:hAnsi="Times New Roman" w:cs="Times New Roman"/>
-          <w:b/>
-          <w:sz w:val="20"/>
-          <w:szCs w:val="20"/>
-          <w:lang w:eastAsia="ru-RU"/>
-        </w:rPr>
-        <w:t>{</w:t>
-      </w:r>
-      <w:r>
-        <w:rPr>
-          <w:rFonts w:ascii="Times New Roman" w:eastAsia="Times New Roman" w:hAnsi="Times New Roman" w:cs="Times New Roman"/>
-          <w:b/>
-          <w:sz w:val="20"/>
-          <w:szCs w:val="20"/>
           <w:lang w:val="en-US" w:eastAsia="ru-RU"/>
-        </w:rPr>
-        <w:t>TEACHER</w:t>
-      </w:r>
-      <w:r>
-        <w:rPr>
-          <w:rFonts w:ascii="Times New Roman" w:eastAsia="Times New Roman" w:hAnsi="Times New Roman" w:cs="Times New Roman"/>
-          <w:b/>
-          <w:sz w:val="20"/>
-          <w:szCs w:val="20"/>
-          <w:lang w:eastAsia="ru-RU"/>
-        </w:rPr>
-        <w:t>}</w:t>
-      </w:r>
-    </w:p>
-    <w:p>
-      <w:pPr>
-        <w:spacing w:after="0" w:line="240" w:lineRule="auto"/>
-        <w:jc w:val="center"/>
-        <w:rPr>
-          <w:rFonts w:ascii="Times New Roman" w:eastAsia="Times New Roman" w:hAnsi="Times New Roman" w:cs="Times New Roman"/>
-          <w:b/>
-          <w:sz w:val="20"/>
-          <w:szCs w:val="20"/>
-          <w:lang w:eastAsia="ru-RU"/>
         </w:rPr>
       </w:pPr>
     </w:p>
@@ -887,29 +860,7 @@
           <w:szCs w:val="20"/>
           <w:lang w:eastAsia="ru-RU"/>
         </w:rPr>
-        <w:t>«__</w:t>
-      </w:r>
-      <w:proofErr w:type="gramStart"/>
-      <w:r>
-        <w:rPr>
-          <w:rFonts w:ascii="Times New Roman" w:eastAsia="Times New Roman" w:hAnsi="Times New Roman" w:cs="Times New Roman"/>
-          <w:bCs/>
-          <w:sz w:val="20"/>
-          <w:szCs w:val="20"/>
-          <w:lang w:eastAsia="ru-RU"/>
-        </w:rPr>
-        <w:t>_»_</w:t>
-      </w:r>
-      <w:proofErr w:type="gramEnd"/>
-      <w:r>
-        <w:rPr>
-          <w:rFonts w:ascii="Times New Roman" w:eastAsia="Times New Roman" w:hAnsi="Times New Roman" w:cs="Times New Roman"/>
-          <w:bCs/>
-          <w:sz w:val="20"/>
-          <w:szCs w:val="20"/>
-          <w:lang w:eastAsia="ru-RU"/>
-        </w:rPr>
-        <w:t>___________20__г.</w:t>
+        <w:t>«___»____________20__г.</w:t>
       </w:r>
     </w:p>
     <w:p>
@@ -1099,29 +1050,7 @@
           <w:szCs w:val="20"/>
           <w:lang w:eastAsia="ru-RU"/>
         </w:rPr>
-        <w:t>«__</w:t>
-      </w:r>
-      <w:proofErr w:type="gramStart"/>
-      <w:r>
-        <w:rPr>
-          <w:rFonts w:ascii="Times New Roman" w:eastAsia="Times New Roman" w:hAnsi="Times New Roman" w:cs="Times New Roman"/>
-          <w:bCs/>
-          <w:sz w:val="20"/>
-          <w:szCs w:val="20"/>
-          <w:lang w:eastAsia="ru-RU"/>
-        </w:rPr>
-        <w:t>_»_</w:t>
-      </w:r>
-      <w:proofErr w:type="gramEnd"/>
-      <w:r>
-        <w:rPr>
-          <w:rFonts w:ascii="Times New Roman" w:eastAsia="Times New Roman" w:hAnsi="Times New Roman" w:cs="Times New Roman"/>
-          <w:bCs/>
-          <w:sz w:val="20"/>
-          <w:szCs w:val="20"/>
-          <w:lang w:eastAsia="ru-RU"/>
-        </w:rPr>
-        <w:t>___________20__г.</w:t>
+        <w:t>«___»____________20__г.</w:t>
       </w:r>
     </w:p>
     <w:p>
@@ -1317,29 +1246,7 @@
           <w:szCs w:val="20"/>
           <w:lang w:eastAsia="ru-RU"/>
         </w:rPr>
-        <w:t>«__</w:t>
-      </w:r>
-      <w:proofErr w:type="gramStart"/>
-      <w:r>
-        <w:rPr>
-          <w:rFonts w:ascii="Times New Roman" w:eastAsia="Times New Roman" w:hAnsi="Times New Roman" w:cs="Times New Roman"/>
-          <w:bCs/>
-          <w:sz w:val="20"/>
-          <w:szCs w:val="20"/>
-          <w:lang w:eastAsia="ru-RU"/>
-        </w:rPr>
-        <w:t>_»_</w:t>
-      </w:r>
-      <w:proofErr w:type="gramEnd"/>
-      <w:r>
-        <w:rPr>
-          <w:rFonts w:ascii="Times New Roman" w:eastAsia="Times New Roman" w:hAnsi="Times New Roman" w:cs="Times New Roman"/>
-          <w:bCs/>
-          <w:sz w:val="20"/>
-          <w:szCs w:val="20"/>
-          <w:lang w:eastAsia="ru-RU"/>
-        </w:rPr>
-        <w:t>___________20__г.</w:t>
+        <w:t>«___»____________20__г.</w:t>
       </w:r>
     </w:p>
     <w:p>
@@ -1399,31 +1306,7 @@
           <w:lang w:eastAsia="ru-RU"/>
         </w:rPr>
         <w:tab/>
-        <w:t xml:space="preserve">                  </w:t>
-      </w:r>
-      <w:proofErr w:type="gramStart"/>
-      <w:r>
-        <w:rPr>
-          <w:rFonts w:ascii="Times New Roman" w:eastAsia="Times New Roman" w:hAnsi="Times New Roman" w:cs="Times New Roman"/>
-          <w:bCs/>
-          <w:sz w:val="20"/>
-          <w:szCs w:val="20"/>
-          <w:vertAlign w:val="superscript"/>
-          <w:lang w:eastAsia="ru-RU"/>
-        </w:rPr>
-        <w:t xml:space="preserve">   (</w:t>
-      </w:r>
-      <w:proofErr w:type="gramEnd"/>
-      <w:r>
-        <w:rPr>
-          <w:rFonts w:ascii="Times New Roman" w:eastAsia="Times New Roman" w:hAnsi="Times New Roman" w:cs="Times New Roman"/>
-          <w:bCs/>
-          <w:sz w:val="20"/>
-          <w:szCs w:val="20"/>
-          <w:vertAlign w:val="superscript"/>
-          <w:lang w:eastAsia="ru-RU"/>
-        </w:rPr>
-        <w:t>Фамилия И.О.)</w:t>
+        <w:t xml:space="preserve">                     (Фамилия И.О.)</w:t>
       </w:r>
       <w:r>
         <w:rPr>
@@ -1513,29 +1396,7 @@
           <w:lang w:eastAsia="ru-RU"/>
         </w:rPr>
         <w:tab/>
-        <w:t>«__</w:t>
-      </w:r>
-      <w:proofErr w:type="gramStart"/>
-      <w:r>
-        <w:rPr>
-          <w:rFonts w:ascii="Times New Roman" w:eastAsia="Times New Roman" w:hAnsi="Times New Roman" w:cs="Times New Roman"/>
-          <w:bCs/>
-          <w:sz w:val="20"/>
-          <w:szCs w:val="20"/>
-          <w:lang w:eastAsia="ru-RU"/>
-        </w:rPr>
-        <w:t>_»_</w:t>
-      </w:r>
-      <w:proofErr w:type="gramEnd"/>
-      <w:r>
-        <w:rPr>
-          <w:rFonts w:ascii="Times New Roman" w:eastAsia="Times New Roman" w:hAnsi="Times New Roman" w:cs="Times New Roman"/>
-          <w:bCs/>
-          <w:sz w:val="20"/>
-          <w:szCs w:val="20"/>
-          <w:lang w:eastAsia="ru-RU"/>
-        </w:rPr>
-        <w:t>___________20__г.</w:t>
+        <w:t>«___»____________20__г.</w:t>
       </w:r>
       <w:r>
         <w:rPr>
